--- a/JAVA/2 POO JAVA/Cours poo.docx
+++ b/JAVA/2 POO JAVA/Cours poo.docx
@@ -133,10 +133,7 @@
     </w:p>
     <w:p>
       <w:pPr>
-        <w:numPr>
-          <w:ilvl w:val="0"/>
-          <w:numId w:val="1"/>
-        </w:numPr>
+        <w:ind w:left="360"/>
       </w:pPr>
       <w:r>
         <w:rPr>
@@ -146,7 +143,15 @@
         <w:t>Français</w:t>
       </w:r>
       <w:r>
-        <w:t xml:space="preserve"> : Une </w:t>
+        <w:t xml:space="preserve"> : </w:t>
+      </w:r>
+    </w:p>
+    <w:p>
+      <w:pPr>
+        <w:ind w:left="360"/>
+      </w:pPr>
+      <w:r>
+        <w:t xml:space="preserve">Une </w:t>
       </w:r>
       <w:r>
         <w:rPr>
@@ -164,7 +169,23 @@
       </w:r>
       <w:proofErr w:type="spellEnd"/>
       <w:r>
-        <w:t xml:space="preserve">), et un </w:t>
+        <w:t>),</w:t>
+      </w:r>
+    </w:p>
+    <w:p>
+      <w:pPr>
+        <w:ind w:left="360"/>
+      </w:pPr>
+      <w:r>
+        <w:t xml:space="preserve"> </w:t>
+      </w:r>
+      <w:proofErr w:type="gramStart"/>
+      <w:r>
+        <w:t>un</w:t>
+      </w:r>
+      <w:proofErr w:type="gramEnd"/>
+      <w:r>
+        <w:t xml:space="preserve"> </w:t>
       </w:r>
       <w:r>
         <w:rPr>
@@ -179,11 +200,8 @@
     </w:p>
     <w:p>
       <w:pPr>
-        <w:numPr>
-          <w:ilvl w:val="0"/>
-          <w:numId w:val="1"/>
-        </w:numPr>
         <w:bidi/>
+        <w:ind w:left="360"/>
       </w:pPr>
       <w:proofErr w:type="gramStart"/>
       <w:r>
@@ -204,6 +222,12 @@
         <w:t>:</w:t>
       </w:r>
       <w:proofErr w:type="gramEnd"/>
+    </w:p>
+    <w:p>
+      <w:pPr>
+        <w:bidi/>
+        <w:ind w:left="360"/>
+      </w:pPr>
       <w:r>
         <w:t xml:space="preserve"> </w:t>
       </w:r>
@@ -220,7 +244,22 @@
         <w:rPr>
           <w:rtl/>
         </w:rPr>
-        <w:t>هو قالب يحتوي على خصائص ودوال، والكائن</w:t>
+        <w:t xml:space="preserve">هو قالب يحتوي على خصائص ودوال، </w:t>
+      </w:r>
+    </w:p>
+    <w:p>
+      <w:pPr>
+        <w:bidi/>
+        <w:ind w:left="360"/>
+      </w:pPr>
+      <w:r>
+        <w:t xml:space="preserve"> </w:t>
+      </w:r>
+      <w:r>
+        <w:rPr>
+          <w:rtl/>
+        </w:rPr>
+        <w:t>الكائن</w:t>
       </w:r>
       <w:r>
         <w:t xml:space="preserve"> (objet) </w:t>
@@ -330,9 +369,6 @@
           <w:bottom w:val="single" w:sz="4" w:space="1" w:color="auto"/>
           <w:right w:val="single" w:sz="4" w:space="4" w:color="auto"/>
         </w:pBdr>
-        <w:rPr>
-          <w:lang w:val="en-US"/>
-        </w:rPr>
       </w:pPr>
       <w:r>
         <w:rPr>
@@ -342,37 +378,14 @@
       </w:r>
       <w:proofErr w:type="spellStart"/>
       <w:r>
-        <w:rPr>
-          <w:lang w:val="en-US"/>
-        </w:rPr>
         <w:t>System.out.println</w:t>
       </w:r>
       <w:proofErr w:type="spellEnd"/>
       <w:r>
-        <w:rPr>
-          <w:lang w:val="en-US"/>
-        </w:rPr>
-        <w:t>("</w:t>
+        <w:t>("Nom : " + nom</w:t>
       </w:r>
       <w:proofErr w:type="gramStart"/>
       <w:r>
-        <w:rPr>
-          <w:lang w:val="en-US"/>
-        </w:rPr>
-        <w:t>Nom :</w:t>
-      </w:r>
-      <w:proofErr w:type="gramEnd"/>
-      <w:r>
-        <w:rPr>
-          <w:lang w:val="en-US"/>
-        </w:rPr>
-        <w:t xml:space="preserve"> " + nom</w:t>
-      </w:r>
-      <w:proofErr w:type="gramStart"/>
-      <w:r>
-        <w:rPr>
-          <w:lang w:val="en-US"/>
-        </w:rPr>
         <w:t>);</w:t>
       </w:r>
       <w:proofErr w:type="gramEnd"/>
@@ -390,9 +403,6 @@
         </w:rPr>
       </w:pPr>
       <w:r>
-        <w:rPr>
-          <w:lang w:val="en-US"/>
-        </w:rPr>
         <w:t xml:space="preserve">    </w:t>
       </w:r>
       <w:r>
@@ -667,7 +677,6 @@
           <w:b/>
           <w:bCs/>
         </w:rPr>
-        <w:lastRenderedPageBreak/>
         <w:t xml:space="preserve">2. Constructeurs / </w:t>
       </w:r>
       <w:r>
@@ -1238,7 +1247,6 @@
           <w:b/>
           <w:bCs/>
         </w:rPr>
-        <w:lastRenderedPageBreak/>
         <w:t xml:space="preserve">3. Encapsulation / </w:t>
       </w:r>
       <w:r>
@@ -1794,7 +1802,6 @@
           <w:b/>
           <w:bCs/>
         </w:rPr>
-        <w:lastRenderedPageBreak/>
         <w:t xml:space="preserve">4. Héritage / </w:t>
       </w:r>
       <w:r>
@@ -2183,14 +2190,8 @@
           <w:right w:val="single" w:sz="4" w:space="4" w:color="auto"/>
         </w:pBdr>
         <w:ind w:firstLine="708"/>
-        <w:rPr>
-          <w:lang w:val="en-US"/>
-        </w:rPr>
-      </w:pPr>
-      <w:r>
-        <w:rPr>
-          <w:lang w:val="en-US"/>
-        </w:rPr>
+      </w:pPr>
+      <w:r>
         <w:t>}</w:t>
       </w:r>
     </w:p>
@@ -2232,30 +2233,6 @@
           <v:rect id="_x0000_i1029" style="width:0;height:1.5pt" o:hralign="center" o:hrstd="t" o:hr="t" fillcolor="#a0a0a0" stroked="f"/>
         </w:pict>
       </w:r>
-    </w:p>
-    <w:p>
-      <w:pPr>
-        <w:rPr>
-          <w:b/>
-          <w:bCs/>
-        </w:rPr>
-      </w:pPr>
-    </w:p>
-    <w:p>
-      <w:pPr>
-        <w:rPr>
-          <w:b/>
-          <w:bCs/>
-        </w:rPr>
-      </w:pPr>
-    </w:p>
-    <w:p>
-      <w:pPr>
-        <w:rPr>
-          <w:b/>
-          <w:bCs/>
-        </w:rPr>
-      </w:pPr>
     </w:p>
     <w:p>
       <w:pPr>
@@ -2943,6 +2920,203 @@
     <w:p>
       <w:pPr>
         <w:rPr>
+          <w:rFonts w:ascii="Segoe UI Emoji" w:hAnsi="Segoe UI Emoji" w:cs="Segoe UI Emoji"/>
+          <w:b/>
+          <w:bCs/>
+        </w:rPr>
+      </w:pPr>
+    </w:p>
+    <w:p>
+      <w:pPr>
+        <w:bidi/>
+        <w:rPr>
+          <w:b/>
+          <w:bCs/>
+        </w:rPr>
+      </w:pPr>
+      <w:r>
+        <w:rPr>
+          <w:b/>
+          <w:bCs/>
+          <w:rtl/>
+        </w:rPr>
+        <w:t>قاعدة</w:t>
+      </w:r>
+      <w:r>
+        <w:rPr>
+          <w:b/>
+          <w:bCs/>
+        </w:rPr>
+        <w:t xml:space="preserve"> </w:t>
+      </w:r>
+      <w:proofErr w:type="spellStart"/>
+      <w:r>
+        <w:rPr>
+          <w:b/>
+          <w:bCs/>
+        </w:rPr>
+        <w:t>Overloading</w:t>
+      </w:r>
+      <w:proofErr w:type="spellEnd"/>
+      <w:r>
+        <w:rPr>
+          <w:b/>
+          <w:bCs/>
+        </w:rPr>
+        <w:t xml:space="preserve"> (Surcharge)</w:t>
+      </w:r>
+    </w:p>
+    <w:p>
+      <w:pPr>
+        <w:rPr>
+          <w:b/>
+          <w:bCs/>
+        </w:rPr>
+      </w:pPr>
+      <w:r>
+        <w:rPr>
+          <w:rFonts w:hint="cs"/>
+          <w:b/>
+          <w:bCs/>
+          <w:rtl/>
+        </w:rPr>
+        <w:t xml:space="preserve"> </w:t>
+      </w:r>
+    </w:p>
+    <w:p>
+      <w:pPr>
+        <w:numPr>
+          <w:ilvl w:val="0"/>
+          <w:numId w:val="27"/>
+        </w:numPr>
+        <w:bidi/>
+        <w:rPr>
+          <w:b/>
+          <w:bCs/>
+        </w:rPr>
+      </w:pPr>
+      <w:r>
+        <w:rPr>
+          <w:b/>
+          <w:bCs/>
+          <w:rtl/>
+        </w:rPr>
+        <w:t xml:space="preserve">نفس اسم الدالة </w:t>
+      </w:r>
+      <w:r>
+        <w:rPr>
+          <w:b/>
+          <w:bCs/>
+        </w:rPr>
+        <w:t>(obligatoire).</w:t>
+      </w:r>
+    </w:p>
+    <w:p>
+      <w:pPr>
+        <w:numPr>
+          <w:ilvl w:val="0"/>
+          <w:numId w:val="27"/>
+        </w:numPr>
+        <w:bidi/>
+        <w:rPr>
+          <w:b/>
+          <w:bCs/>
+        </w:rPr>
+      </w:pPr>
+      <w:r>
+        <w:rPr>
+          <w:b/>
+          <w:bCs/>
+          <w:rtl/>
+        </w:rPr>
+        <w:t>اختلاف في</w:t>
+      </w:r>
+      <w:r>
+        <w:rPr>
+          <w:b/>
+          <w:bCs/>
+        </w:rPr>
+        <w:t xml:space="preserve"> paramètres </w:t>
+      </w:r>
+      <w:r>
+        <w:rPr>
+          <w:b/>
+          <w:bCs/>
+          <w:rtl/>
+        </w:rPr>
+        <w:t>العدد أو النوع أو الترتيب</w:t>
+      </w:r>
+      <w:r>
+        <w:rPr>
+          <w:b/>
+          <w:bCs/>
+        </w:rPr>
+        <w:t>.</w:t>
+      </w:r>
+    </w:p>
+    <w:p>
+      <w:pPr>
+        <w:numPr>
+          <w:ilvl w:val="0"/>
+          <w:numId w:val="27"/>
+        </w:numPr>
+        <w:bidi/>
+        <w:rPr>
+          <w:b/>
+          <w:bCs/>
+        </w:rPr>
+      </w:pPr>
+      <w:proofErr w:type="gramStart"/>
+      <w:r>
+        <w:rPr>
+          <w:b/>
+          <w:bCs/>
+        </w:rPr>
+        <w:t>return</w:t>
+      </w:r>
+      <w:proofErr w:type="gramEnd"/>
+      <w:r>
+        <w:rPr>
+          <w:b/>
+          <w:bCs/>
+        </w:rPr>
+        <w:t xml:space="preserve"> type </w:t>
+      </w:r>
+      <w:r>
+        <w:rPr>
+          <w:b/>
+          <w:bCs/>
+          <w:rtl/>
+        </w:rPr>
+        <w:t>ممكن يكون نفسه أو مختلف، لكن وحده غير كافٍ لعمل</w:t>
+      </w:r>
+      <w:r>
+        <w:rPr>
+          <w:b/>
+          <w:bCs/>
+        </w:rPr>
+        <w:t xml:space="preserve"> </w:t>
+      </w:r>
+      <w:proofErr w:type="spellStart"/>
+      <w:r>
+        <w:rPr>
+          <w:b/>
+          <w:bCs/>
+        </w:rPr>
+        <w:t>Overloading</w:t>
+      </w:r>
+      <w:proofErr w:type="spellEnd"/>
+      <w:r>
+        <w:rPr>
+          <w:b/>
+          <w:bCs/>
+        </w:rPr>
+        <w:t>.</w:t>
+      </w:r>
+    </w:p>
+    <w:p>
+      <w:pPr>
+        <w:rPr>
           <w:b/>
           <w:bCs/>
         </w:rPr>
@@ -3479,6 +3653,7 @@
     </w:p>
     <w:p>
       <w:r>
+        <w:lastRenderedPageBreak/>
         <w:pict w14:anchorId="4C1A7732">
           <v:rect id="_x0000_i1030" style="width:0;height:1.5pt" o:hralign="center" o:hrstd="t" o:hr="t" fillcolor="#a0a0a0" stroked="f"/>
         </w:pict>
@@ -3506,11 +3681,439 @@
     </w:p>
     <w:p>
       <w:pPr>
+        <w:bidi/>
         <w:rPr>
           <w:rFonts w:ascii="Segoe UI Emoji" w:hAnsi="Segoe UI Emoji" w:cs="Segoe UI Emoji"/>
           <w:b/>
           <w:bCs/>
+        </w:rPr>
+      </w:pPr>
+      <w:r>
+        <w:rPr>
+          <w:rFonts w:ascii="Segoe UI Emoji" w:hAnsi="Segoe UI Emoji" w:cs="Segoe UI Emoji"/>
+          <w:b/>
+          <w:bCs/>
+        </w:rPr>
+        <w:t xml:space="preserve">🟦 </w:t>
+      </w:r>
+      <w:r>
+        <w:rPr>
+          <w:rFonts w:ascii="Arial" w:hAnsi="Arial" w:cs="Arial" w:hint="cs"/>
+          <w:b/>
+          <w:bCs/>
           <w:rtl/>
+        </w:rPr>
+        <w:t>قاعدة</w:t>
+      </w:r>
+      <w:r>
+        <w:rPr>
+          <w:rFonts w:ascii="Segoe UI Emoji" w:hAnsi="Segoe UI Emoji" w:cs="Segoe UI Emoji"/>
+          <w:b/>
+          <w:bCs/>
+        </w:rPr>
+        <w:t xml:space="preserve"> </w:t>
+      </w:r>
+      <w:proofErr w:type="spellStart"/>
+      <w:r>
+        <w:rPr>
+          <w:rFonts w:ascii="Segoe UI Emoji" w:hAnsi="Segoe UI Emoji" w:cs="Segoe UI Emoji"/>
+          <w:b/>
+          <w:bCs/>
+        </w:rPr>
+        <w:t>Overriding</w:t>
+      </w:r>
+      <w:proofErr w:type="spellEnd"/>
+      <w:r>
+        <w:rPr>
+          <w:rFonts w:ascii="Segoe UI Emoji" w:hAnsi="Segoe UI Emoji" w:cs="Segoe UI Emoji"/>
+          <w:b/>
+          <w:bCs/>
+        </w:rPr>
+        <w:t xml:space="preserve"> (Redéfinition)</w:t>
+      </w:r>
+    </w:p>
+    <w:p>
+      <w:pPr>
+        <w:bidi/>
+        <w:rPr>
+          <w:rFonts w:ascii="Arial" w:hAnsi="Arial" w:cs="Arial"/>
+          <w:b/>
+          <w:bCs/>
+        </w:rPr>
+      </w:pPr>
+      <w:r>
+        <w:rPr>
+          <w:rFonts w:ascii="Arial" w:hAnsi="Arial" w:cs="Arial"/>
+          <w:b/>
+          <w:bCs/>
+          <w:rtl/>
+        </w:rPr>
+        <w:t>لكي تُعتبر</w:t>
+      </w:r>
+      <w:r>
+        <w:rPr>
+          <w:rFonts w:ascii="Arial" w:hAnsi="Arial" w:cs="Arial"/>
+          <w:b/>
+          <w:bCs/>
+        </w:rPr>
+        <w:t xml:space="preserve"> méthode </w:t>
+      </w:r>
+      <w:r>
+        <w:rPr>
+          <w:rFonts w:ascii="Arial" w:hAnsi="Arial" w:cs="Arial"/>
+          <w:b/>
+          <w:bCs/>
+          <w:rtl/>
+        </w:rPr>
+        <w:t>في</w:t>
+      </w:r>
+      <w:r>
+        <w:rPr>
+          <w:rFonts w:ascii="Arial" w:hAnsi="Arial" w:cs="Arial"/>
+          <w:b/>
+          <w:bCs/>
+        </w:rPr>
+        <w:t xml:space="preserve"> classe fille </w:t>
+      </w:r>
+      <w:r>
+        <w:rPr>
+          <w:rFonts w:ascii="Arial" w:hAnsi="Arial" w:cs="Arial"/>
+          <w:b/>
+          <w:bCs/>
+          <w:rtl/>
+        </w:rPr>
+        <w:t>إعادة تعريف</w:t>
+      </w:r>
+      <w:r>
+        <w:rPr>
+          <w:rFonts w:ascii="Arial" w:hAnsi="Arial" w:cs="Arial"/>
+          <w:b/>
+          <w:bCs/>
+        </w:rPr>
+        <w:t xml:space="preserve"> (</w:t>
+      </w:r>
+      <w:proofErr w:type="spellStart"/>
+      <w:r>
+        <w:rPr>
+          <w:rFonts w:ascii="Arial" w:hAnsi="Arial" w:cs="Arial"/>
+          <w:b/>
+          <w:bCs/>
+        </w:rPr>
+        <w:t>override</w:t>
+      </w:r>
+      <w:proofErr w:type="spellEnd"/>
+      <w:r>
+        <w:rPr>
+          <w:rFonts w:ascii="Arial" w:hAnsi="Arial" w:cs="Arial"/>
+          <w:b/>
+          <w:bCs/>
+        </w:rPr>
+        <w:t xml:space="preserve">) </w:t>
+      </w:r>
+      <w:r>
+        <w:rPr>
+          <w:rFonts w:ascii="Arial" w:hAnsi="Arial" w:cs="Arial"/>
+          <w:b/>
+          <w:bCs/>
+          <w:rtl/>
+        </w:rPr>
+        <w:t>لمثيلتها في</w:t>
+      </w:r>
+      <w:r>
+        <w:rPr>
+          <w:rFonts w:ascii="Arial" w:hAnsi="Arial" w:cs="Arial"/>
+          <w:b/>
+          <w:bCs/>
+        </w:rPr>
+        <w:t xml:space="preserve"> classe mère </w:t>
+      </w:r>
+      <w:r>
+        <w:rPr>
+          <w:rFonts w:ascii="Arial" w:hAnsi="Arial" w:cs="Arial"/>
+          <w:b/>
+          <w:bCs/>
+          <w:rtl/>
+        </w:rPr>
+        <w:t>يجب</w:t>
+      </w:r>
+      <w:r>
+        <w:rPr>
+          <w:rFonts w:ascii="Arial" w:hAnsi="Arial" w:cs="Arial"/>
+          <w:b/>
+          <w:bCs/>
+        </w:rPr>
+        <w:t>:</w:t>
+      </w:r>
+    </w:p>
+    <w:p>
+      <w:pPr>
+        <w:numPr>
+          <w:ilvl w:val="0"/>
+          <w:numId w:val="30"/>
+        </w:numPr>
+        <w:bidi/>
+        <w:rPr>
+          <w:rFonts w:ascii="Arial" w:hAnsi="Arial" w:cs="Arial"/>
+          <w:b/>
+          <w:bCs/>
+        </w:rPr>
+      </w:pPr>
+      <w:r>
+        <w:rPr>
+          <w:rFonts w:ascii="Arial" w:hAnsi="Arial" w:cs="Arial"/>
+          <w:b/>
+          <w:bCs/>
+          <w:rtl/>
+        </w:rPr>
+        <w:t>أن تحمل نفس اسم الدالة</w:t>
+      </w:r>
+      <w:r>
+        <w:rPr>
+          <w:rFonts w:ascii="Arial" w:hAnsi="Arial" w:cs="Arial"/>
+          <w:b/>
+          <w:bCs/>
+        </w:rPr>
+        <w:t>.</w:t>
+      </w:r>
+    </w:p>
+    <w:p>
+      <w:pPr>
+        <w:numPr>
+          <w:ilvl w:val="0"/>
+          <w:numId w:val="30"/>
+        </w:numPr>
+        <w:bidi/>
+        <w:rPr>
+          <w:rFonts w:ascii="Arial" w:hAnsi="Arial" w:cs="Arial"/>
+          <w:b/>
+          <w:bCs/>
+        </w:rPr>
+      </w:pPr>
+      <w:r>
+        <w:rPr>
+          <w:rFonts w:ascii="Arial" w:hAnsi="Arial" w:cs="Arial"/>
+          <w:b/>
+          <w:bCs/>
+          <w:rtl/>
+        </w:rPr>
+        <w:t xml:space="preserve">أن تملك نفس عدد ونوع البارامترات </w:t>
+      </w:r>
+      <w:r>
+        <w:rPr>
+          <w:rFonts w:ascii="Arial" w:hAnsi="Arial" w:cs="Arial"/>
+          <w:b/>
+          <w:bCs/>
+        </w:rPr>
+        <w:t>(signature identique).</w:t>
+      </w:r>
+    </w:p>
+    <w:p>
+      <w:pPr>
+        <w:numPr>
+          <w:ilvl w:val="0"/>
+          <w:numId w:val="30"/>
+        </w:numPr>
+        <w:bidi/>
+        <w:rPr>
+          <w:rFonts w:ascii="Arial" w:hAnsi="Arial" w:cs="Arial"/>
+          <w:b/>
+          <w:bCs/>
+        </w:rPr>
+      </w:pPr>
+      <w:r>
+        <w:rPr>
+          <w:rFonts w:ascii="Arial" w:hAnsi="Arial" w:cs="Arial"/>
+          <w:b/>
+          <w:bCs/>
+          <w:rtl/>
+        </w:rPr>
+        <w:t>أن يكون نوع الإرجاع</w:t>
+      </w:r>
+      <w:r>
+        <w:rPr>
+          <w:rFonts w:ascii="Arial" w:hAnsi="Arial" w:cs="Arial"/>
+          <w:b/>
+          <w:bCs/>
+        </w:rPr>
+        <w:t xml:space="preserve"> return type </w:t>
+      </w:r>
+      <w:r>
+        <w:rPr>
+          <w:rFonts w:ascii="Arial" w:hAnsi="Arial" w:cs="Arial"/>
+          <w:b/>
+          <w:bCs/>
+          <w:rtl/>
+        </w:rPr>
+        <w:t>نفسه أو متوافق</w:t>
+      </w:r>
+      <w:r>
+        <w:rPr>
+          <w:rFonts w:ascii="Arial" w:hAnsi="Arial" w:cs="Arial"/>
+          <w:b/>
+          <w:bCs/>
+        </w:rPr>
+        <w:t xml:space="preserve"> (compatible / covariant).</w:t>
+      </w:r>
+    </w:p>
+    <w:p>
+      <w:pPr>
+        <w:numPr>
+          <w:ilvl w:val="0"/>
+          <w:numId w:val="30"/>
+        </w:numPr>
+        <w:bidi/>
+        <w:rPr>
+          <w:rFonts w:ascii="Arial" w:hAnsi="Arial" w:cs="Arial"/>
+          <w:b/>
+          <w:bCs/>
+        </w:rPr>
+      </w:pPr>
+      <w:r>
+        <w:rPr>
+          <w:rFonts w:ascii="Arial" w:hAnsi="Arial" w:cs="Arial"/>
+          <w:b/>
+          <w:bCs/>
+          <w:rtl/>
+        </w:rPr>
+        <w:t>أن يكون معدل الوصول</w:t>
+      </w:r>
+      <w:r>
+        <w:rPr>
+          <w:rFonts w:ascii="Arial" w:hAnsi="Arial" w:cs="Arial"/>
+          <w:b/>
+          <w:bCs/>
+        </w:rPr>
+        <w:t xml:space="preserve"> (</w:t>
+      </w:r>
+      <w:proofErr w:type="spellStart"/>
+      <w:r>
+        <w:rPr>
+          <w:rFonts w:ascii="Arial" w:hAnsi="Arial" w:cs="Arial"/>
+          <w:b/>
+          <w:bCs/>
+        </w:rPr>
+        <w:t>access</w:t>
+      </w:r>
+      <w:proofErr w:type="spellEnd"/>
+      <w:r>
+        <w:rPr>
+          <w:rFonts w:ascii="Arial" w:hAnsi="Arial" w:cs="Arial"/>
+          <w:b/>
+          <w:bCs/>
+        </w:rPr>
+        <w:t xml:space="preserve"> modifier) </w:t>
+      </w:r>
+      <w:r>
+        <w:rPr>
+          <w:rFonts w:ascii="Arial" w:hAnsi="Arial" w:cs="Arial"/>
+          <w:b/>
+          <w:bCs/>
+          <w:rtl/>
+        </w:rPr>
+        <w:t>مساويًا أو أوسع</w:t>
+      </w:r>
+      <w:r>
+        <w:rPr>
+          <w:rFonts w:ascii="Arial" w:hAnsi="Arial" w:cs="Arial"/>
+          <w:b/>
+          <w:bCs/>
+        </w:rPr>
+        <w:t xml:space="preserve"> (public → public </w:t>
+      </w:r>
+      <w:r>
+        <w:rPr>
+          <w:rFonts w:ascii="Arial" w:hAnsi="Arial" w:cs="Arial"/>
+          <w:b/>
+          <w:bCs/>
+          <w:rtl/>
+        </w:rPr>
+        <w:t>أو أوسع، لكن لا يمكن تقليصه</w:t>
+      </w:r>
+      <w:r>
+        <w:rPr>
+          <w:rFonts w:ascii="Arial" w:hAnsi="Arial" w:cs="Arial"/>
+          <w:b/>
+          <w:bCs/>
+        </w:rPr>
+        <w:t>).</w:t>
+      </w:r>
+    </w:p>
+    <w:p>
+      <w:pPr>
+        <w:numPr>
+          <w:ilvl w:val="0"/>
+          <w:numId w:val="30"/>
+        </w:numPr>
+        <w:bidi/>
+        <w:rPr>
+          <w:rFonts w:ascii="Arial" w:hAnsi="Arial" w:cs="Arial"/>
+          <w:b/>
+          <w:bCs/>
+        </w:rPr>
+      </w:pPr>
+      <w:r>
+        <w:rPr>
+          <w:rFonts w:ascii="Arial" w:hAnsi="Arial" w:cs="Arial"/>
+          <w:b/>
+          <w:bCs/>
+          <w:rtl/>
+        </w:rPr>
+        <w:t xml:space="preserve">يمكن إضافة </w:t>
+      </w:r>
+      <w:r>
+        <w:rPr>
+          <w:rFonts w:ascii="Arial" w:hAnsi="Arial" w:cs="Arial"/>
+          <w:b/>
+          <w:bCs/>
+        </w:rPr>
+        <w:t>@Override</w:t>
+      </w:r>
+      <w:r>
+        <w:rPr>
+          <w:rFonts w:ascii="Arial" w:hAnsi="Arial" w:cs="Arial"/>
+          <w:b/>
+          <w:bCs/>
+          <w:rtl/>
+        </w:rPr>
+        <w:t xml:space="preserve">اختياري لكنه يُستخدم للتأكد من صحة </w:t>
+      </w:r>
+      <w:proofErr w:type="gramStart"/>
+      <w:r>
+        <w:rPr>
+          <w:rFonts w:ascii="Arial" w:hAnsi="Arial" w:cs="Arial"/>
+          <w:b/>
+          <w:bCs/>
+          <w:rtl/>
+        </w:rPr>
+        <w:t>التعريف</w:t>
+      </w:r>
+      <w:r>
+        <w:rPr>
+          <w:rFonts w:ascii="Arial" w:hAnsi="Arial" w:cs="Arial"/>
+          <w:b/>
+          <w:bCs/>
+        </w:rPr>
+        <w:t xml:space="preserve"> </w:t>
+      </w:r>
+      <w:r>
+        <w:rPr>
+          <w:rFonts w:ascii="Arial" w:hAnsi="Arial" w:cs="Arial"/>
+          <w:b/>
+          <w:bCs/>
+        </w:rPr>
+        <w:t>.</w:t>
+      </w:r>
+      <w:proofErr w:type="gramEnd"/>
+    </w:p>
+    <w:p>
+      <w:pPr>
+        <w:bidi/>
+        <w:rPr>
+          <w:rFonts w:ascii="Segoe UI Emoji" w:hAnsi="Segoe UI Emoji" w:hint="cs"/>
+          <w:b/>
+          <w:bCs/>
+          <w:rtl/>
+          <w:lang w:bidi="ar-MA"/>
         </w:rPr>
       </w:pPr>
     </w:p>
@@ -3546,7 +4149,6 @@
           <w:b/>
           <w:bCs/>
         </w:rPr>
-        <w:lastRenderedPageBreak/>
         <w:t>📌</w:t>
       </w:r>
       <w:r>
@@ -4318,7 +4920,6 @@
           <w:sz w:val="22"/>
           <w:szCs w:val="22"/>
         </w:rPr>
-        <w:lastRenderedPageBreak/>
         <w:t xml:space="preserve"> </w:t>
       </w:r>
     </w:p>
@@ -6391,6 +6992,232 @@
     </w:lvl>
   </w:abstractNum>
   <w:abstractNum w:abstractNumId="8" w15:restartNumberingAfterBreak="0">
+    <w:nsid w:val="2CEF0F69"/>
+    <w:multiLevelType w:val="multilevel"/>
+    <w:tmpl w:val="C8061320"/>
+    <w:lvl w:ilvl="0">
+      <w:start w:val="1"/>
+      <w:numFmt w:val="decimal"/>
+      <w:lvlText w:val="%1."/>
+      <w:lvlJc w:val="left"/>
+      <w:pPr>
+        <w:tabs>
+          <w:tab w:val="num" w:pos="720"/>
+        </w:tabs>
+        <w:ind w:left="720" w:hanging="360"/>
+      </w:pPr>
+    </w:lvl>
+    <w:lvl w:ilvl="1" w:tentative="1">
+      <w:start w:val="1"/>
+      <w:numFmt w:val="decimal"/>
+      <w:lvlText w:val="%2."/>
+      <w:lvlJc w:val="left"/>
+      <w:pPr>
+        <w:tabs>
+          <w:tab w:val="num" w:pos="1440"/>
+        </w:tabs>
+        <w:ind w:left="1440" w:hanging="360"/>
+      </w:pPr>
+    </w:lvl>
+    <w:lvl w:ilvl="2" w:tentative="1">
+      <w:start w:val="1"/>
+      <w:numFmt w:val="decimal"/>
+      <w:lvlText w:val="%3."/>
+      <w:lvlJc w:val="left"/>
+      <w:pPr>
+        <w:tabs>
+          <w:tab w:val="num" w:pos="2160"/>
+        </w:tabs>
+        <w:ind w:left="2160" w:hanging="360"/>
+      </w:pPr>
+    </w:lvl>
+    <w:lvl w:ilvl="3" w:tentative="1">
+      <w:start w:val="1"/>
+      <w:numFmt w:val="decimal"/>
+      <w:lvlText w:val="%4."/>
+      <w:lvlJc w:val="left"/>
+      <w:pPr>
+        <w:tabs>
+          <w:tab w:val="num" w:pos="2880"/>
+        </w:tabs>
+        <w:ind w:left="2880" w:hanging="360"/>
+      </w:pPr>
+    </w:lvl>
+    <w:lvl w:ilvl="4" w:tentative="1">
+      <w:start w:val="1"/>
+      <w:numFmt w:val="decimal"/>
+      <w:lvlText w:val="%5."/>
+      <w:lvlJc w:val="left"/>
+      <w:pPr>
+        <w:tabs>
+          <w:tab w:val="num" w:pos="3600"/>
+        </w:tabs>
+        <w:ind w:left="3600" w:hanging="360"/>
+      </w:pPr>
+    </w:lvl>
+    <w:lvl w:ilvl="5" w:tentative="1">
+      <w:start w:val="1"/>
+      <w:numFmt w:val="decimal"/>
+      <w:lvlText w:val="%6."/>
+      <w:lvlJc w:val="left"/>
+      <w:pPr>
+        <w:tabs>
+          <w:tab w:val="num" w:pos="4320"/>
+        </w:tabs>
+        <w:ind w:left="4320" w:hanging="360"/>
+      </w:pPr>
+    </w:lvl>
+    <w:lvl w:ilvl="6" w:tentative="1">
+      <w:start w:val="1"/>
+      <w:numFmt w:val="decimal"/>
+      <w:lvlText w:val="%7."/>
+      <w:lvlJc w:val="left"/>
+      <w:pPr>
+        <w:tabs>
+          <w:tab w:val="num" w:pos="5040"/>
+        </w:tabs>
+        <w:ind w:left="5040" w:hanging="360"/>
+      </w:pPr>
+    </w:lvl>
+    <w:lvl w:ilvl="7" w:tentative="1">
+      <w:start w:val="1"/>
+      <w:numFmt w:val="decimal"/>
+      <w:lvlText w:val="%8."/>
+      <w:lvlJc w:val="left"/>
+      <w:pPr>
+        <w:tabs>
+          <w:tab w:val="num" w:pos="5760"/>
+        </w:tabs>
+        <w:ind w:left="5760" w:hanging="360"/>
+      </w:pPr>
+    </w:lvl>
+    <w:lvl w:ilvl="8" w:tentative="1">
+      <w:start w:val="1"/>
+      <w:numFmt w:val="decimal"/>
+      <w:lvlText w:val="%9."/>
+      <w:lvlJc w:val="left"/>
+      <w:pPr>
+        <w:tabs>
+          <w:tab w:val="num" w:pos="6480"/>
+        </w:tabs>
+        <w:ind w:left="6480" w:hanging="360"/>
+      </w:pPr>
+    </w:lvl>
+  </w:abstractNum>
+  <w:abstractNum w:abstractNumId="9" w15:restartNumberingAfterBreak="0">
+    <w:nsid w:val="2DF957D2"/>
+    <w:multiLevelType w:val="multilevel"/>
+    <w:tmpl w:val="B504F970"/>
+    <w:lvl w:ilvl="0">
+      <w:start w:val="1"/>
+      <w:numFmt w:val="decimal"/>
+      <w:lvlText w:val="%1."/>
+      <w:lvlJc w:val="left"/>
+      <w:pPr>
+        <w:tabs>
+          <w:tab w:val="num" w:pos="720"/>
+        </w:tabs>
+        <w:ind w:left="720" w:hanging="360"/>
+      </w:pPr>
+    </w:lvl>
+    <w:lvl w:ilvl="1" w:tentative="1">
+      <w:start w:val="1"/>
+      <w:numFmt w:val="decimal"/>
+      <w:lvlText w:val="%2."/>
+      <w:lvlJc w:val="left"/>
+      <w:pPr>
+        <w:tabs>
+          <w:tab w:val="num" w:pos="1440"/>
+        </w:tabs>
+        <w:ind w:left="1440" w:hanging="360"/>
+      </w:pPr>
+    </w:lvl>
+    <w:lvl w:ilvl="2" w:tentative="1">
+      <w:start w:val="1"/>
+      <w:numFmt w:val="decimal"/>
+      <w:lvlText w:val="%3."/>
+      <w:lvlJc w:val="left"/>
+      <w:pPr>
+        <w:tabs>
+          <w:tab w:val="num" w:pos="2160"/>
+        </w:tabs>
+        <w:ind w:left="2160" w:hanging="360"/>
+      </w:pPr>
+    </w:lvl>
+    <w:lvl w:ilvl="3" w:tentative="1">
+      <w:start w:val="1"/>
+      <w:numFmt w:val="decimal"/>
+      <w:lvlText w:val="%4."/>
+      <w:lvlJc w:val="left"/>
+      <w:pPr>
+        <w:tabs>
+          <w:tab w:val="num" w:pos="2880"/>
+        </w:tabs>
+        <w:ind w:left="2880" w:hanging="360"/>
+      </w:pPr>
+    </w:lvl>
+    <w:lvl w:ilvl="4" w:tentative="1">
+      <w:start w:val="1"/>
+      <w:numFmt w:val="decimal"/>
+      <w:lvlText w:val="%5."/>
+      <w:lvlJc w:val="left"/>
+      <w:pPr>
+        <w:tabs>
+          <w:tab w:val="num" w:pos="3600"/>
+        </w:tabs>
+        <w:ind w:left="3600" w:hanging="360"/>
+      </w:pPr>
+    </w:lvl>
+    <w:lvl w:ilvl="5" w:tentative="1">
+      <w:start w:val="1"/>
+      <w:numFmt w:val="decimal"/>
+      <w:lvlText w:val="%6."/>
+      <w:lvlJc w:val="left"/>
+      <w:pPr>
+        <w:tabs>
+          <w:tab w:val="num" w:pos="4320"/>
+        </w:tabs>
+        <w:ind w:left="4320" w:hanging="360"/>
+      </w:pPr>
+    </w:lvl>
+    <w:lvl w:ilvl="6" w:tentative="1">
+      <w:start w:val="1"/>
+      <w:numFmt w:val="decimal"/>
+      <w:lvlText w:val="%7."/>
+      <w:lvlJc w:val="left"/>
+      <w:pPr>
+        <w:tabs>
+          <w:tab w:val="num" w:pos="5040"/>
+        </w:tabs>
+        <w:ind w:left="5040" w:hanging="360"/>
+      </w:pPr>
+    </w:lvl>
+    <w:lvl w:ilvl="7" w:tentative="1">
+      <w:start w:val="1"/>
+      <w:numFmt w:val="decimal"/>
+      <w:lvlText w:val="%8."/>
+      <w:lvlJc w:val="left"/>
+      <w:pPr>
+        <w:tabs>
+          <w:tab w:val="num" w:pos="5760"/>
+        </w:tabs>
+        <w:ind w:left="5760" w:hanging="360"/>
+      </w:pPr>
+    </w:lvl>
+    <w:lvl w:ilvl="8" w:tentative="1">
+      <w:start w:val="1"/>
+      <w:numFmt w:val="decimal"/>
+      <w:lvlText w:val="%9."/>
+      <w:lvlJc w:val="left"/>
+      <w:pPr>
+        <w:tabs>
+          <w:tab w:val="num" w:pos="6480"/>
+        </w:tabs>
+        <w:ind w:left="6480" w:hanging="360"/>
+      </w:pPr>
+    </w:lvl>
+  </w:abstractNum>
+  <w:abstractNum w:abstractNumId="10" w15:restartNumberingAfterBreak="0">
     <w:nsid w:val="374C1DF0"/>
     <w:multiLevelType w:val="multilevel"/>
     <w:tmpl w:val="5824BC60"/>
@@ -6503,7 +7330,269 @@
       </w:pPr>
     </w:lvl>
   </w:abstractNum>
-  <w:abstractNum w:abstractNumId="9" w15:restartNumberingAfterBreak="0">
+  <w:abstractNum w:abstractNumId="11" w15:restartNumberingAfterBreak="0">
+    <w:nsid w:val="3A0F019D"/>
+    <w:multiLevelType w:val="multilevel"/>
+    <w:tmpl w:val="4AA05FF6"/>
+    <w:lvl w:ilvl="0">
+      <w:start w:val="1"/>
+      <w:numFmt w:val="bullet"/>
+      <w:lvlText w:val=""/>
+      <w:lvlJc w:val="left"/>
+      <w:pPr>
+        <w:tabs>
+          <w:tab w:val="num" w:pos="720"/>
+        </w:tabs>
+        <w:ind w:left="720" w:hanging="360"/>
+      </w:pPr>
+      <w:rPr>
+        <w:rFonts w:ascii="Symbol" w:hAnsi="Symbol" w:hint="default"/>
+        <w:sz w:val="20"/>
+      </w:rPr>
+    </w:lvl>
+    <w:lvl w:ilvl="1" w:tentative="1">
+      <w:start w:val="1"/>
+      <w:numFmt w:val="bullet"/>
+      <w:lvlText w:val="o"/>
+      <w:lvlJc w:val="left"/>
+      <w:pPr>
+        <w:tabs>
+          <w:tab w:val="num" w:pos="1440"/>
+        </w:tabs>
+        <w:ind w:left="1440" w:hanging="360"/>
+      </w:pPr>
+      <w:rPr>
+        <w:rFonts w:ascii="Courier New" w:hAnsi="Courier New" w:hint="default"/>
+        <w:sz w:val="20"/>
+      </w:rPr>
+    </w:lvl>
+    <w:lvl w:ilvl="2" w:tentative="1">
+      <w:start w:val="1"/>
+      <w:numFmt w:val="bullet"/>
+      <w:lvlText w:val=""/>
+      <w:lvlJc w:val="left"/>
+      <w:pPr>
+        <w:tabs>
+          <w:tab w:val="num" w:pos="2160"/>
+        </w:tabs>
+        <w:ind w:left="2160" w:hanging="360"/>
+      </w:pPr>
+      <w:rPr>
+        <w:rFonts w:ascii="Wingdings" w:hAnsi="Wingdings" w:hint="default"/>
+        <w:sz w:val="20"/>
+      </w:rPr>
+    </w:lvl>
+    <w:lvl w:ilvl="3" w:tentative="1">
+      <w:start w:val="1"/>
+      <w:numFmt w:val="bullet"/>
+      <w:lvlText w:val=""/>
+      <w:lvlJc w:val="left"/>
+      <w:pPr>
+        <w:tabs>
+          <w:tab w:val="num" w:pos="2880"/>
+        </w:tabs>
+        <w:ind w:left="2880" w:hanging="360"/>
+      </w:pPr>
+      <w:rPr>
+        <w:rFonts w:ascii="Wingdings" w:hAnsi="Wingdings" w:hint="default"/>
+        <w:sz w:val="20"/>
+      </w:rPr>
+    </w:lvl>
+    <w:lvl w:ilvl="4" w:tentative="1">
+      <w:start w:val="1"/>
+      <w:numFmt w:val="bullet"/>
+      <w:lvlText w:val=""/>
+      <w:lvlJc w:val="left"/>
+      <w:pPr>
+        <w:tabs>
+          <w:tab w:val="num" w:pos="3600"/>
+        </w:tabs>
+        <w:ind w:left="3600" w:hanging="360"/>
+      </w:pPr>
+      <w:rPr>
+        <w:rFonts w:ascii="Wingdings" w:hAnsi="Wingdings" w:hint="default"/>
+        <w:sz w:val="20"/>
+      </w:rPr>
+    </w:lvl>
+    <w:lvl w:ilvl="5" w:tentative="1">
+      <w:start w:val="1"/>
+      <w:numFmt w:val="bullet"/>
+      <w:lvlText w:val=""/>
+      <w:lvlJc w:val="left"/>
+      <w:pPr>
+        <w:tabs>
+          <w:tab w:val="num" w:pos="4320"/>
+        </w:tabs>
+        <w:ind w:left="4320" w:hanging="360"/>
+      </w:pPr>
+      <w:rPr>
+        <w:rFonts w:ascii="Wingdings" w:hAnsi="Wingdings" w:hint="default"/>
+        <w:sz w:val="20"/>
+      </w:rPr>
+    </w:lvl>
+    <w:lvl w:ilvl="6" w:tentative="1">
+      <w:start w:val="1"/>
+      <w:numFmt w:val="bullet"/>
+      <w:lvlText w:val=""/>
+      <w:lvlJc w:val="left"/>
+      <w:pPr>
+        <w:tabs>
+          <w:tab w:val="num" w:pos="5040"/>
+        </w:tabs>
+        <w:ind w:left="5040" w:hanging="360"/>
+      </w:pPr>
+      <w:rPr>
+        <w:rFonts w:ascii="Wingdings" w:hAnsi="Wingdings" w:hint="default"/>
+        <w:sz w:val="20"/>
+      </w:rPr>
+    </w:lvl>
+    <w:lvl w:ilvl="7" w:tentative="1">
+      <w:start w:val="1"/>
+      <w:numFmt w:val="bullet"/>
+      <w:lvlText w:val=""/>
+      <w:lvlJc w:val="left"/>
+      <w:pPr>
+        <w:tabs>
+          <w:tab w:val="num" w:pos="5760"/>
+        </w:tabs>
+        <w:ind w:left="5760" w:hanging="360"/>
+      </w:pPr>
+      <w:rPr>
+        <w:rFonts w:ascii="Wingdings" w:hAnsi="Wingdings" w:hint="default"/>
+        <w:sz w:val="20"/>
+      </w:rPr>
+    </w:lvl>
+    <w:lvl w:ilvl="8" w:tentative="1">
+      <w:start w:val="1"/>
+      <w:numFmt w:val="bullet"/>
+      <w:lvlText w:val=""/>
+      <w:lvlJc w:val="left"/>
+      <w:pPr>
+        <w:tabs>
+          <w:tab w:val="num" w:pos="6480"/>
+        </w:tabs>
+        <w:ind w:left="6480" w:hanging="360"/>
+      </w:pPr>
+      <w:rPr>
+        <w:rFonts w:ascii="Wingdings" w:hAnsi="Wingdings" w:hint="default"/>
+        <w:sz w:val="20"/>
+      </w:rPr>
+    </w:lvl>
+  </w:abstractNum>
+  <w:abstractNum w:abstractNumId="12" w15:restartNumberingAfterBreak="0">
+    <w:nsid w:val="3B9B72E9"/>
+    <w:multiLevelType w:val="multilevel"/>
+    <w:tmpl w:val="327C1FE8"/>
+    <w:lvl w:ilvl="0">
+      <w:start w:val="1"/>
+      <w:numFmt w:val="decimal"/>
+      <w:lvlText w:val="%1."/>
+      <w:lvlJc w:val="left"/>
+      <w:pPr>
+        <w:tabs>
+          <w:tab w:val="num" w:pos="720"/>
+        </w:tabs>
+        <w:ind w:left="720" w:hanging="360"/>
+      </w:pPr>
+    </w:lvl>
+    <w:lvl w:ilvl="1" w:tentative="1">
+      <w:start w:val="1"/>
+      <w:numFmt w:val="decimal"/>
+      <w:lvlText w:val="%2."/>
+      <w:lvlJc w:val="left"/>
+      <w:pPr>
+        <w:tabs>
+          <w:tab w:val="num" w:pos="1440"/>
+        </w:tabs>
+        <w:ind w:left="1440" w:hanging="360"/>
+      </w:pPr>
+    </w:lvl>
+    <w:lvl w:ilvl="2" w:tentative="1">
+      <w:start w:val="1"/>
+      <w:numFmt w:val="decimal"/>
+      <w:lvlText w:val="%3."/>
+      <w:lvlJc w:val="left"/>
+      <w:pPr>
+        <w:tabs>
+          <w:tab w:val="num" w:pos="2160"/>
+        </w:tabs>
+        <w:ind w:left="2160" w:hanging="360"/>
+      </w:pPr>
+    </w:lvl>
+    <w:lvl w:ilvl="3" w:tentative="1">
+      <w:start w:val="1"/>
+      <w:numFmt w:val="decimal"/>
+      <w:lvlText w:val="%4."/>
+      <w:lvlJc w:val="left"/>
+      <w:pPr>
+        <w:tabs>
+          <w:tab w:val="num" w:pos="2880"/>
+        </w:tabs>
+        <w:ind w:left="2880" w:hanging="360"/>
+      </w:pPr>
+    </w:lvl>
+    <w:lvl w:ilvl="4" w:tentative="1">
+      <w:start w:val="1"/>
+      <w:numFmt w:val="decimal"/>
+      <w:lvlText w:val="%5."/>
+      <w:lvlJc w:val="left"/>
+      <w:pPr>
+        <w:tabs>
+          <w:tab w:val="num" w:pos="3600"/>
+        </w:tabs>
+        <w:ind w:left="3600" w:hanging="360"/>
+      </w:pPr>
+    </w:lvl>
+    <w:lvl w:ilvl="5" w:tentative="1">
+      <w:start w:val="1"/>
+      <w:numFmt w:val="decimal"/>
+      <w:lvlText w:val="%6."/>
+      <w:lvlJc w:val="left"/>
+      <w:pPr>
+        <w:tabs>
+          <w:tab w:val="num" w:pos="4320"/>
+        </w:tabs>
+        <w:ind w:left="4320" w:hanging="360"/>
+      </w:pPr>
+    </w:lvl>
+    <w:lvl w:ilvl="6" w:tentative="1">
+      <w:start w:val="1"/>
+      <w:numFmt w:val="decimal"/>
+      <w:lvlText w:val="%7."/>
+      <w:lvlJc w:val="left"/>
+      <w:pPr>
+        <w:tabs>
+          <w:tab w:val="num" w:pos="5040"/>
+        </w:tabs>
+        <w:ind w:left="5040" w:hanging="360"/>
+      </w:pPr>
+    </w:lvl>
+    <w:lvl w:ilvl="7" w:tentative="1">
+      <w:start w:val="1"/>
+      <w:numFmt w:val="decimal"/>
+      <w:lvlText w:val="%8."/>
+      <w:lvlJc w:val="left"/>
+      <w:pPr>
+        <w:tabs>
+          <w:tab w:val="num" w:pos="5760"/>
+        </w:tabs>
+        <w:ind w:left="5760" w:hanging="360"/>
+      </w:pPr>
+    </w:lvl>
+    <w:lvl w:ilvl="8" w:tentative="1">
+      <w:start w:val="1"/>
+      <w:numFmt w:val="decimal"/>
+      <w:lvlText w:val="%9."/>
+      <w:lvlJc w:val="left"/>
+      <w:pPr>
+        <w:tabs>
+          <w:tab w:val="num" w:pos="6480"/>
+        </w:tabs>
+        <w:ind w:left="6480" w:hanging="360"/>
+      </w:pPr>
+    </w:lvl>
+  </w:abstractNum>
+  <w:abstractNum w:abstractNumId="13" w15:restartNumberingAfterBreak="0">
     <w:nsid w:val="3EA756E3"/>
     <w:multiLevelType w:val="multilevel"/>
     <w:tmpl w:val="0CDE23BA"/>
@@ -6652,7 +7741,120 @@
       </w:rPr>
     </w:lvl>
   </w:abstractNum>
-  <w:abstractNum w:abstractNumId="10" w15:restartNumberingAfterBreak="0">
+  <w:abstractNum w:abstractNumId="14" w15:restartNumberingAfterBreak="0">
+    <w:nsid w:val="400E2699"/>
+    <w:multiLevelType w:val="multilevel"/>
+    <w:tmpl w:val="0BB447E0"/>
+    <w:lvl w:ilvl="0">
+      <w:start w:val="1"/>
+      <w:numFmt w:val="decimal"/>
+      <w:lvlText w:val="%1."/>
+      <w:lvlJc w:val="left"/>
+      <w:pPr>
+        <w:tabs>
+          <w:tab w:val="num" w:pos="720"/>
+        </w:tabs>
+        <w:ind w:left="720" w:hanging="360"/>
+      </w:pPr>
+    </w:lvl>
+    <w:lvl w:ilvl="1" w:tentative="1">
+      <w:start w:val="1"/>
+      <w:numFmt w:val="decimal"/>
+      <w:lvlText w:val="%2."/>
+      <w:lvlJc w:val="left"/>
+      <w:pPr>
+        <w:tabs>
+          <w:tab w:val="num" w:pos="1440"/>
+        </w:tabs>
+        <w:ind w:left="1440" w:hanging="360"/>
+      </w:pPr>
+    </w:lvl>
+    <w:lvl w:ilvl="2" w:tentative="1">
+      <w:start w:val="1"/>
+      <w:numFmt w:val="decimal"/>
+      <w:lvlText w:val="%3."/>
+      <w:lvlJc w:val="left"/>
+      <w:pPr>
+        <w:tabs>
+          <w:tab w:val="num" w:pos="2160"/>
+        </w:tabs>
+        <w:ind w:left="2160" w:hanging="360"/>
+      </w:pPr>
+    </w:lvl>
+    <w:lvl w:ilvl="3" w:tentative="1">
+      <w:start w:val="1"/>
+      <w:numFmt w:val="decimal"/>
+      <w:lvlText w:val="%4."/>
+      <w:lvlJc w:val="left"/>
+      <w:pPr>
+        <w:tabs>
+          <w:tab w:val="num" w:pos="2880"/>
+        </w:tabs>
+        <w:ind w:left="2880" w:hanging="360"/>
+      </w:pPr>
+    </w:lvl>
+    <w:lvl w:ilvl="4" w:tentative="1">
+      <w:start w:val="1"/>
+      <w:numFmt w:val="decimal"/>
+      <w:lvlText w:val="%5."/>
+      <w:lvlJc w:val="left"/>
+      <w:pPr>
+        <w:tabs>
+          <w:tab w:val="num" w:pos="3600"/>
+        </w:tabs>
+        <w:ind w:left="3600" w:hanging="360"/>
+      </w:pPr>
+    </w:lvl>
+    <w:lvl w:ilvl="5" w:tentative="1">
+      <w:start w:val="1"/>
+      <w:numFmt w:val="decimal"/>
+      <w:lvlText w:val="%6."/>
+      <w:lvlJc w:val="left"/>
+      <w:pPr>
+        <w:tabs>
+          <w:tab w:val="num" w:pos="4320"/>
+        </w:tabs>
+        <w:ind w:left="4320" w:hanging="360"/>
+      </w:pPr>
+    </w:lvl>
+    <w:lvl w:ilvl="6" w:tentative="1">
+      <w:start w:val="1"/>
+      <w:numFmt w:val="decimal"/>
+      <w:lvlText w:val="%7."/>
+      <w:lvlJc w:val="left"/>
+      <w:pPr>
+        <w:tabs>
+          <w:tab w:val="num" w:pos="5040"/>
+        </w:tabs>
+        <w:ind w:left="5040" w:hanging="360"/>
+      </w:pPr>
+    </w:lvl>
+    <w:lvl w:ilvl="7" w:tentative="1">
+      <w:start w:val="1"/>
+      <w:numFmt w:val="decimal"/>
+      <w:lvlText w:val="%8."/>
+      <w:lvlJc w:val="left"/>
+      <w:pPr>
+        <w:tabs>
+          <w:tab w:val="num" w:pos="5760"/>
+        </w:tabs>
+        <w:ind w:left="5760" w:hanging="360"/>
+      </w:pPr>
+    </w:lvl>
+    <w:lvl w:ilvl="8" w:tentative="1">
+      <w:start w:val="1"/>
+      <w:numFmt w:val="decimal"/>
+      <w:lvlText w:val="%9."/>
+      <w:lvlJc w:val="left"/>
+      <w:pPr>
+        <w:tabs>
+          <w:tab w:val="num" w:pos="6480"/>
+        </w:tabs>
+        <w:ind w:left="6480" w:hanging="360"/>
+      </w:pPr>
+    </w:lvl>
+  </w:abstractNum>
+  <w:abstractNum w:abstractNumId="15" w15:restartNumberingAfterBreak="0">
     <w:nsid w:val="41AE63FA"/>
     <w:multiLevelType w:val="multilevel"/>
     <w:tmpl w:val="63FAFB6A"/>
@@ -6801,7 +8003,7 @@
       </w:rPr>
     </w:lvl>
   </w:abstractNum>
-  <w:abstractNum w:abstractNumId="11" w15:restartNumberingAfterBreak="0">
+  <w:abstractNum w:abstractNumId="16" w15:restartNumberingAfterBreak="0">
     <w:nsid w:val="44CB5A4F"/>
     <w:multiLevelType w:val="multilevel"/>
     <w:tmpl w:val="C0088C84"/>
@@ -6950,7 +8152,7 @@
       </w:rPr>
     </w:lvl>
   </w:abstractNum>
-  <w:abstractNum w:abstractNumId="12" w15:restartNumberingAfterBreak="0">
+  <w:abstractNum w:abstractNumId="17" w15:restartNumberingAfterBreak="0">
     <w:nsid w:val="47072D2B"/>
     <w:multiLevelType w:val="multilevel"/>
     <w:tmpl w:val="30741E62"/>
@@ -7099,7 +8301,7 @@
       </w:rPr>
     </w:lvl>
   </w:abstractNum>
-  <w:abstractNum w:abstractNumId="13" w15:restartNumberingAfterBreak="0">
+  <w:abstractNum w:abstractNumId="18" w15:restartNumberingAfterBreak="0">
     <w:nsid w:val="4B6B0B21"/>
     <w:multiLevelType w:val="multilevel"/>
     <w:tmpl w:val="642A03E2"/>
@@ -7248,7 +8450,7 @@
       </w:rPr>
     </w:lvl>
   </w:abstractNum>
-  <w:abstractNum w:abstractNumId="14" w15:restartNumberingAfterBreak="0">
+  <w:abstractNum w:abstractNumId="19" w15:restartNumberingAfterBreak="0">
     <w:nsid w:val="51A20D4D"/>
     <w:multiLevelType w:val="multilevel"/>
     <w:tmpl w:val="06C05A6C"/>
@@ -7397,7 +8599,7 @@
       </w:rPr>
     </w:lvl>
   </w:abstractNum>
-  <w:abstractNum w:abstractNumId="15" w15:restartNumberingAfterBreak="0">
+  <w:abstractNum w:abstractNumId="20" w15:restartNumberingAfterBreak="0">
     <w:nsid w:val="51C81C77"/>
     <w:multiLevelType w:val="multilevel"/>
     <w:tmpl w:val="5E58B958"/>
@@ -7546,7 +8748,7 @@
       </w:rPr>
     </w:lvl>
   </w:abstractNum>
-  <w:abstractNum w:abstractNumId="16" w15:restartNumberingAfterBreak="0">
+  <w:abstractNum w:abstractNumId="21" w15:restartNumberingAfterBreak="0">
     <w:nsid w:val="59E146B2"/>
     <w:multiLevelType w:val="multilevel"/>
     <w:tmpl w:val="9918A7C2"/>
@@ -7695,7 +8897,120 @@
       </w:rPr>
     </w:lvl>
   </w:abstractNum>
-  <w:abstractNum w:abstractNumId="17" w15:restartNumberingAfterBreak="0">
+  <w:abstractNum w:abstractNumId="22" w15:restartNumberingAfterBreak="0">
+    <w:nsid w:val="5C3B0D79"/>
+    <w:multiLevelType w:val="multilevel"/>
+    <w:tmpl w:val="3522BD20"/>
+    <w:lvl w:ilvl="0">
+      <w:start w:val="1"/>
+      <w:numFmt w:val="decimal"/>
+      <w:lvlText w:val="%1."/>
+      <w:lvlJc w:val="left"/>
+      <w:pPr>
+        <w:tabs>
+          <w:tab w:val="num" w:pos="720"/>
+        </w:tabs>
+        <w:ind w:left="720" w:hanging="360"/>
+      </w:pPr>
+    </w:lvl>
+    <w:lvl w:ilvl="1" w:tentative="1">
+      <w:start w:val="1"/>
+      <w:numFmt w:val="decimal"/>
+      <w:lvlText w:val="%2."/>
+      <w:lvlJc w:val="left"/>
+      <w:pPr>
+        <w:tabs>
+          <w:tab w:val="num" w:pos="1440"/>
+        </w:tabs>
+        <w:ind w:left="1440" w:hanging="360"/>
+      </w:pPr>
+    </w:lvl>
+    <w:lvl w:ilvl="2" w:tentative="1">
+      <w:start w:val="1"/>
+      <w:numFmt w:val="decimal"/>
+      <w:lvlText w:val="%3."/>
+      <w:lvlJc w:val="left"/>
+      <w:pPr>
+        <w:tabs>
+          <w:tab w:val="num" w:pos="2160"/>
+        </w:tabs>
+        <w:ind w:left="2160" w:hanging="360"/>
+      </w:pPr>
+    </w:lvl>
+    <w:lvl w:ilvl="3" w:tentative="1">
+      <w:start w:val="1"/>
+      <w:numFmt w:val="decimal"/>
+      <w:lvlText w:val="%4."/>
+      <w:lvlJc w:val="left"/>
+      <w:pPr>
+        <w:tabs>
+          <w:tab w:val="num" w:pos="2880"/>
+        </w:tabs>
+        <w:ind w:left="2880" w:hanging="360"/>
+      </w:pPr>
+    </w:lvl>
+    <w:lvl w:ilvl="4" w:tentative="1">
+      <w:start w:val="1"/>
+      <w:numFmt w:val="decimal"/>
+      <w:lvlText w:val="%5."/>
+      <w:lvlJc w:val="left"/>
+      <w:pPr>
+        <w:tabs>
+          <w:tab w:val="num" w:pos="3600"/>
+        </w:tabs>
+        <w:ind w:left="3600" w:hanging="360"/>
+      </w:pPr>
+    </w:lvl>
+    <w:lvl w:ilvl="5" w:tentative="1">
+      <w:start w:val="1"/>
+      <w:numFmt w:val="decimal"/>
+      <w:lvlText w:val="%6."/>
+      <w:lvlJc w:val="left"/>
+      <w:pPr>
+        <w:tabs>
+          <w:tab w:val="num" w:pos="4320"/>
+        </w:tabs>
+        <w:ind w:left="4320" w:hanging="360"/>
+      </w:pPr>
+    </w:lvl>
+    <w:lvl w:ilvl="6" w:tentative="1">
+      <w:start w:val="1"/>
+      <w:numFmt w:val="decimal"/>
+      <w:lvlText w:val="%7."/>
+      <w:lvlJc w:val="left"/>
+      <w:pPr>
+        <w:tabs>
+          <w:tab w:val="num" w:pos="5040"/>
+        </w:tabs>
+        <w:ind w:left="5040" w:hanging="360"/>
+      </w:pPr>
+    </w:lvl>
+    <w:lvl w:ilvl="7" w:tentative="1">
+      <w:start w:val="1"/>
+      <w:numFmt w:val="decimal"/>
+      <w:lvlText w:val="%8."/>
+      <w:lvlJc w:val="left"/>
+      <w:pPr>
+        <w:tabs>
+          <w:tab w:val="num" w:pos="5760"/>
+        </w:tabs>
+        <w:ind w:left="5760" w:hanging="360"/>
+      </w:pPr>
+    </w:lvl>
+    <w:lvl w:ilvl="8" w:tentative="1">
+      <w:start w:val="1"/>
+      <w:numFmt w:val="decimal"/>
+      <w:lvlText w:val="%9."/>
+      <w:lvlJc w:val="left"/>
+      <w:pPr>
+        <w:tabs>
+          <w:tab w:val="num" w:pos="6480"/>
+        </w:tabs>
+        <w:ind w:left="6480" w:hanging="360"/>
+      </w:pPr>
+    </w:lvl>
+  </w:abstractNum>
+  <w:abstractNum w:abstractNumId="23" w15:restartNumberingAfterBreak="0">
     <w:nsid w:val="630620BC"/>
     <w:multiLevelType w:val="multilevel"/>
     <w:tmpl w:val="1E62F9B6"/>
@@ -7844,7 +9159,7 @@
       </w:rPr>
     </w:lvl>
   </w:abstractNum>
-  <w:abstractNum w:abstractNumId="18" w15:restartNumberingAfterBreak="0">
+  <w:abstractNum w:abstractNumId="24" w15:restartNumberingAfterBreak="0">
     <w:nsid w:val="63F036FC"/>
     <w:multiLevelType w:val="multilevel"/>
     <w:tmpl w:val="26EA37E0"/>
@@ -7957,7 +9272,7 @@
       </w:pPr>
     </w:lvl>
   </w:abstractNum>
-  <w:abstractNum w:abstractNumId="19" w15:restartNumberingAfterBreak="0">
+  <w:abstractNum w:abstractNumId="25" w15:restartNumberingAfterBreak="0">
     <w:nsid w:val="6E9C3777"/>
     <w:multiLevelType w:val="multilevel"/>
     <w:tmpl w:val="0060BF7E"/>
@@ -8106,7 +9421,7 @@
       </w:rPr>
     </w:lvl>
   </w:abstractNum>
-  <w:abstractNum w:abstractNumId="20" w15:restartNumberingAfterBreak="0">
+  <w:abstractNum w:abstractNumId="26" w15:restartNumberingAfterBreak="0">
     <w:nsid w:val="71B036F3"/>
     <w:multiLevelType w:val="multilevel"/>
     <w:tmpl w:val="8788017C"/>
@@ -8255,7 +9570,7 @@
       </w:rPr>
     </w:lvl>
   </w:abstractNum>
-  <w:abstractNum w:abstractNumId="21" w15:restartNumberingAfterBreak="0">
+  <w:abstractNum w:abstractNumId="27" w15:restartNumberingAfterBreak="0">
     <w:nsid w:val="75551C98"/>
     <w:multiLevelType w:val="multilevel"/>
     <w:tmpl w:val="69FAFC7E"/>
@@ -8368,7 +9683,7 @@
       </w:pPr>
     </w:lvl>
   </w:abstractNum>
-  <w:abstractNum w:abstractNumId="22" w15:restartNumberingAfterBreak="0">
+  <w:abstractNum w:abstractNumId="28" w15:restartNumberingAfterBreak="0">
     <w:nsid w:val="7C1F71CA"/>
     <w:multiLevelType w:val="multilevel"/>
     <w:tmpl w:val="5BB8091A"/>
@@ -8517,44 +9832,157 @@
       </w:rPr>
     </w:lvl>
   </w:abstractNum>
+  <w:abstractNum w:abstractNumId="29" w15:restartNumberingAfterBreak="0">
+    <w:nsid w:val="7DC537FB"/>
+    <w:multiLevelType w:val="multilevel"/>
+    <w:tmpl w:val="89F87014"/>
+    <w:lvl w:ilvl="0">
+      <w:start w:val="1"/>
+      <w:numFmt w:val="decimal"/>
+      <w:lvlText w:val="%1."/>
+      <w:lvlJc w:val="left"/>
+      <w:pPr>
+        <w:tabs>
+          <w:tab w:val="num" w:pos="720"/>
+        </w:tabs>
+        <w:ind w:left="720" w:hanging="360"/>
+      </w:pPr>
+    </w:lvl>
+    <w:lvl w:ilvl="1" w:tentative="1">
+      <w:start w:val="1"/>
+      <w:numFmt w:val="decimal"/>
+      <w:lvlText w:val="%2."/>
+      <w:lvlJc w:val="left"/>
+      <w:pPr>
+        <w:tabs>
+          <w:tab w:val="num" w:pos="1440"/>
+        </w:tabs>
+        <w:ind w:left="1440" w:hanging="360"/>
+      </w:pPr>
+    </w:lvl>
+    <w:lvl w:ilvl="2" w:tentative="1">
+      <w:start w:val="1"/>
+      <w:numFmt w:val="decimal"/>
+      <w:lvlText w:val="%3."/>
+      <w:lvlJc w:val="left"/>
+      <w:pPr>
+        <w:tabs>
+          <w:tab w:val="num" w:pos="2160"/>
+        </w:tabs>
+        <w:ind w:left="2160" w:hanging="360"/>
+      </w:pPr>
+    </w:lvl>
+    <w:lvl w:ilvl="3" w:tentative="1">
+      <w:start w:val="1"/>
+      <w:numFmt w:val="decimal"/>
+      <w:lvlText w:val="%4."/>
+      <w:lvlJc w:val="left"/>
+      <w:pPr>
+        <w:tabs>
+          <w:tab w:val="num" w:pos="2880"/>
+        </w:tabs>
+        <w:ind w:left="2880" w:hanging="360"/>
+      </w:pPr>
+    </w:lvl>
+    <w:lvl w:ilvl="4" w:tentative="1">
+      <w:start w:val="1"/>
+      <w:numFmt w:val="decimal"/>
+      <w:lvlText w:val="%5."/>
+      <w:lvlJc w:val="left"/>
+      <w:pPr>
+        <w:tabs>
+          <w:tab w:val="num" w:pos="3600"/>
+        </w:tabs>
+        <w:ind w:left="3600" w:hanging="360"/>
+      </w:pPr>
+    </w:lvl>
+    <w:lvl w:ilvl="5" w:tentative="1">
+      <w:start w:val="1"/>
+      <w:numFmt w:val="decimal"/>
+      <w:lvlText w:val="%6."/>
+      <w:lvlJc w:val="left"/>
+      <w:pPr>
+        <w:tabs>
+          <w:tab w:val="num" w:pos="4320"/>
+        </w:tabs>
+        <w:ind w:left="4320" w:hanging="360"/>
+      </w:pPr>
+    </w:lvl>
+    <w:lvl w:ilvl="6" w:tentative="1">
+      <w:start w:val="1"/>
+      <w:numFmt w:val="decimal"/>
+      <w:lvlText w:val="%7."/>
+      <w:lvlJc w:val="left"/>
+      <w:pPr>
+        <w:tabs>
+          <w:tab w:val="num" w:pos="5040"/>
+        </w:tabs>
+        <w:ind w:left="5040" w:hanging="360"/>
+      </w:pPr>
+    </w:lvl>
+    <w:lvl w:ilvl="7" w:tentative="1">
+      <w:start w:val="1"/>
+      <w:numFmt w:val="decimal"/>
+      <w:lvlText w:val="%8."/>
+      <w:lvlJc w:val="left"/>
+      <w:pPr>
+        <w:tabs>
+          <w:tab w:val="num" w:pos="5760"/>
+        </w:tabs>
+        <w:ind w:left="5760" w:hanging="360"/>
+      </w:pPr>
+    </w:lvl>
+    <w:lvl w:ilvl="8" w:tentative="1">
+      <w:start w:val="1"/>
+      <w:numFmt w:val="decimal"/>
+      <w:lvlText w:val="%9."/>
+      <w:lvlJc w:val="left"/>
+      <w:pPr>
+        <w:tabs>
+          <w:tab w:val="num" w:pos="6480"/>
+        </w:tabs>
+        <w:ind w:left="6480" w:hanging="360"/>
+      </w:pPr>
+    </w:lvl>
+  </w:abstractNum>
   <w:num w:numId="1" w16cid:durableId="1980376244">
-    <w:abstractNumId w:val="15"/>
+    <w:abstractNumId w:val="20"/>
   </w:num>
   <w:num w:numId="2" w16cid:durableId="747187792">
-    <w:abstractNumId w:val="13"/>
+    <w:abstractNumId w:val="18"/>
   </w:num>
   <w:num w:numId="3" w16cid:durableId="1976333061">
-    <w:abstractNumId w:val="19"/>
+    <w:abstractNumId w:val="25"/>
   </w:num>
   <w:num w:numId="4" w16cid:durableId="546338643">
-    <w:abstractNumId w:val="11"/>
+    <w:abstractNumId w:val="16"/>
   </w:num>
   <w:num w:numId="5" w16cid:durableId="537082039">
-    <w:abstractNumId w:val="20"/>
+    <w:abstractNumId w:val="26"/>
   </w:num>
   <w:num w:numId="6" w16cid:durableId="1238859395">
-    <w:abstractNumId w:val="22"/>
+    <w:abstractNumId w:val="28"/>
   </w:num>
   <w:num w:numId="7" w16cid:durableId="415129098">
-    <w:abstractNumId w:val="8"/>
+    <w:abstractNumId w:val="10"/>
   </w:num>
   <w:num w:numId="8" w16cid:durableId="570888988">
     <w:abstractNumId w:val="6"/>
   </w:num>
   <w:num w:numId="9" w16cid:durableId="1368339616">
-    <w:abstractNumId w:val="10"/>
+    <w:abstractNumId w:val="15"/>
   </w:num>
   <w:num w:numId="10" w16cid:durableId="142431666">
     <w:abstractNumId w:val="7"/>
   </w:num>
   <w:num w:numId="11" w16cid:durableId="630669450">
-    <w:abstractNumId w:val="16"/>
+    <w:abstractNumId w:val="21"/>
   </w:num>
   <w:num w:numId="12" w16cid:durableId="103768196">
-    <w:abstractNumId w:val="9"/>
+    <w:abstractNumId w:val="13"/>
   </w:num>
   <w:num w:numId="13" w16cid:durableId="1810702201">
-    <w:abstractNumId w:val="12"/>
+    <w:abstractNumId w:val="17"/>
   </w:num>
   <w:num w:numId="14" w16cid:durableId="1009067677">
     <w:abstractNumId w:val="1"/>
@@ -8563,13 +9991,13 @@
     <w:abstractNumId w:val="4"/>
   </w:num>
   <w:num w:numId="16" w16cid:durableId="2075816665">
-    <w:abstractNumId w:val="21"/>
+    <w:abstractNumId w:val="27"/>
   </w:num>
   <w:num w:numId="17" w16cid:durableId="792944305">
-    <w:abstractNumId w:val="14"/>
+    <w:abstractNumId w:val="19"/>
   </w:num>
   <w:num w:numId="18" w16cid:durableId="83183870">
-    <w:abstractNumId w:val="18"/>
+    <w:abstractNumId w:val="24"/>
   </w:num>
   <w:num w:numId="19" w16cid:durableId="1090732990">
     <w:abstractNumId w:val="0"/>
@@ -8584,7 +10012,28 @@
     <w:abstractNumId w:val="3"/>
   </w:num>
   <w:num w:numId="23" w16cid:durableId="632560488">
-    <w:abstractNumId w:val="17"/>
+    <w:abstractNumId w:val="23"/>
+  </w:num>
+  <w:num w:numId="24" w16cid:durableId="101994494">
+    <w:abstractNumId w:val="29"/>
+  </w:num>
+  <w:num w:numId="25" w16cid:durableId="2104183230">
+    <w:abstractNumId w:val="8"/>
+  </w:num>
+  <w:num w:numId="26" w16cid:durableId="1911695047">
+    <w:abstractNumId w:val="22"/>
+  </w:num>
+  <w:num w:numId="27" w16cid:durableId="1599406165">
+    <w:abstractNumId w:val="11"/>
+  </w:num>
+  <w:num w:numId="28" w16cid:durableId="21907099">
+    <w:abstractNumId w:val="9"/>
+  </w:num>
+  <w:num w:numId="29" w16cid:durableId="1927222704">
+    <w:abstractNumId w:val="14"/>
+  </w:num>
+  <w:num w:numId="30" w16cid:durableId="1216551108">
+    <w:abstractNumId w:val="12"/>
   </w:num>
 </w:numbering>
 </file>
@@ -9192,7 +10641,6 @@
   <w:style w:type="character" w:default="1" w:styleId="Policepardfaut">
     <w:name w:val="Default Paragraph Font"/>
     <w:uiPriority w:val="1"/>
-    <w:semiHidden/>
     <w:unhideWhenUsed/>
   </w:style>
   <w:style w:type="table" w:default="1" w:styleId="TableauNormal">
@@ -9506,6 +10954,17 @@
       <w:spacing w:val="5"/>
     </w:rPr>
   </w:style>
+  <w:style w:type="paragraph" w:styleId="NormalWeb">
+    <w:name w:val="Normal (Web)"/>
+    <w:basedOn w:val="Normal"/>
+    <w:uiPriority w:val="99"/>
+    <w:semiHidden/>
+    <w:unhideWhenUsed/>
+    <w:rsid w:val="00E010BE"/>
+    <w:rPr>
+      <w:rFonts w:ascii="Times New Roman" w:hAnsi="Times New Roman" w:cs="Times New Roman"/>
+    </w:rPr>
+  </w:style>
 </w:styles>
 </file>
 
@@ -9802,4 +11261,16 @@
     </a:ext>
   </a:extLst>
 </a:theme>
+</file>
+
+<file path=customXml/item1.xml><?xml version="1.0" encoding="utf-8"?>
+<b:Sources xmlns:b="http://schemas.openxmlformats.org/officeDocument/2006/bibliography" xmlns="http://schemas.openxmlformats.org/officeDocument/2006/bibliography" SelectedStyle="\APASixthEditionOfficeOnline.xsl" StyleName="APA" Version="6"/>
+</file>
+
+<file path=customXml/itemProps1.xml><?xml version="1.0" encoding="utf-8"?>
+<ds:datastoreItem xmlns:ds="http://schemas.openxmlformats.org/officeDocument/2006/customXml" ds:itemID="{950D06D3-255F-4D70-BAE4-C3BBBC50FBAB}">
+  <ds:schemaRefs>
+    <ds:schemaRef ds:uri="http://schemas.openxmlformats.org/officeDocument/2006/bibliography"/>
+  </ds:schemaRefs>
+</ds:datastoreItem>
 </file>